--- a/companies/ashcombe-advisory/People/2021.02.08 - Onboarding - Nancy Suarez.docx
+++ b/companies/ashcombe-advisory/People/2021.02.08 - Onboarding - Nancy Suarez.docx
@@ -3,31 +3,23 @@
 <w:document xmlns:wpc="http://schemas.microsoft.com/office/word/2010/wordprocessingCanvas" xmlns:mo="http://schemas.microsoft.com/office/mac/office/2008/main" xmlns:mc="http://schemas.openxmlformats.org/markup-compatibility/2006" xmlns:mv="urn:schemas-microsoft-com:mac:vml" xmlns:o="urn:schemas-microsoft-com:office:office" xmlns:r="http://schemas.openxmlformats.org/officeDocument/2006/relationships" xmlns:m="http://schemas.openxmlformats.org/officeDocument/2006/math" xmlns:v="urn:schemas-microsoft-com:vml" xmlns:wp14="http://schemas.microsoft.com/office/word/2010/wordprocessingDrawing" xmlns:wp="http://schemas.openxmlformats.org/drawingml/2006/wordprocessingDrawing" xmlns:w10="urn:schemas-microsoft-com:office:word" xmlns:w="http://schemas.openxmlformats.org/wordprocessingml/2006/main" xmlns:w14="http://schemas.microsoft.com/office/word/2010/wordml" xmlns:wpg="http://schemas.microsoft.com/office/word/2010/wordprocessingGroup" xmlns:wpi="http://schemas.microsoft.com/office/word/2010/wordprocessingInk" xmlns:wne="http://schemas.microsoft.com/office/word/2006/wordml" xmlns:wps="http://schemas.microsoft.com/office/word/2010/wordprocessingShape" mc:Ignorable="w14 wp14">
   <w:body>
     <w:p>
-      <w:pPr>
-        <w:pStyle w:val="Heading1"/>
-      </w:pPr>
       <w:r>
-        <w:t>Onboarding Record: Nancy Suarez</w:t>
+        <w:t>We are glad to have Nancy Suarez with us. She joins the advisory team as a Communications Associate, and a small firm feels the difference quickly when someone steady takes on the moving parts of client work. Nancy keeps the logistics of an engagement in order, and that is a large part of what lets the rest of us do the writing. Anyone who has worked a tight deadline knows how much calm of that kind is worth.</w:t>
       </w:r>
     </w:p>
     <w:p>
       <w:r>
-        <w:t>Nancy Suarez starts with the firm this week as a Communications Associate, and this note is for her file and for the team she is joining. Nancy sits on the advisory side, where the associate is the one turning a settled strategy into the actual words: drafting the messaging, circulating it for comment, and pushing a statement through the rounds of edits until it is clean enough to go out. She writes with a bit more color than our house plainness usually allows, which is a good problem to have on a bench that leans dry; a draft of hers is rarely flat, and we would sooner trim than inflate.</w:t>
+        <w:t>Much of her work will be the connective tissue of an engagement: shepherding approvals, keeping the status threads current, and making sure a promised follow-up actually arrives when it was promised. She will sit with the advisory team and support several engagements at once, which suits someone as organized as she is. Her notes tend to be short and orderly, the kind a busy advisor can answer with a single yes. She reports to Michael Morris, our Partner, who will hand her into the live accounts and set the pace of her first assignments.</w:t>
       </w:r>
     </w:p>
     <w:p>
       <w:r>
-        <w:t>Nancy reports to Michael Morris, Partner, who will hand her assignments and clear her drafts before they reach a client. Michael handles several of our more delicate accounts, and there is no faster way to learn how this firm manages a sensitive announcement than to work one alongside him. She should feel free to argue a wording choice, that instinct is welcome here, but Michael sets her priorities and owns her development, and he is the person to see when two jobs land at once.</w:t>
+        <w:t>The first stretch is for learning how we run rather than for taking the weight of a full slate. We would like her to sit in on the standing status calls, watch how approvals move through the mailbox, and get a feel for the rhythm of the accounts before she owns any of them. Our operations team will get her onto the shared files and the mailbox in the first day or two, so the practical setup is not in her way. She will pick up the mechanics quickly, and the point of these early weeks is simply to let her watch a full engagement move from one end to the other. Questions in that time are welcome, and no one here minds being asked.</w:t>
       </w:r>
     </w:p>
     <w:p>
       <w:r>
-        <w:t>The first few weeks are for learning the rhythm of the place rather than for output. Nancy should read the engagement letter and kickoff memo for any client whose files she touches before she touches them, so she always knows the scope she is drafting inside. Client information does not leave the office, full stop; what we are working on, for whom, and when it will be public are not topics for outside these walls, including with people who appear to already know. Her workstation, email, and file access should be ready on her first morning, and operations can show her how the mailbox is triaged and where each engagement is filed.</w:t>
-      </w:r>
-    </w:p>
-    <w:p>
-      <w:r>
-        <w:t>One expectation I hold everyone to, and I will tell her so myself: the color is welcome, but the claim under it has to be true and checked against the source before it goes into a draft, because a lively sentence resting on a wrong figure is the most expensive kind. Say the strong thing, then make sure it holds. Welcome, Nancy. We are pleased to have you with us. Prepared by Julie Hill, Managing Partner, for the personnel file.</w:t>
+        <w:t>Julie Hill will meet with Nancy in her first week to walk through the engagements she will help carry and to answer whatever has come up. Until then, please introduce yourselves when you see her, and send her way anything that will help her get her bearings. We are pleased she is here, and we mean to give her a good start.</w:t>
       </w:r>
     </w:p>
     <w:sectPr>
